--- a/client/public/templates/docx/raport-vlk.docx
+++ b/client/public/templates/docx/raport-vlk.docx
@@ -164,6 +164,45 @@
     </w:p>
     <w:p>
       <w:pPr>
+        <w:jc w:val="right"/>
+        <w:spacing w:after="0" w:before="0"/>
+      </w:pPr>
+      <w:r>
+        <w:rPr>
+          <w:sz w:val="24"/>
+          <w:szCs w:val="24"/>
+        </w:rPr>
+        <w:t xml:space="preserve">{ПОСАДА}</w:t>
+      </w:r>
+    </w:p>
+    <w:p>
+      <w:pPr>
+        <w:jc w:val="right"/>
+        <w:spacing w:after="0" w:before="0"/>
+      </w:pPr>
+      <w:r>
+        <w:rPr>
+          <w:sz w:val="24"/>
+          <w:szCs w:val="24"/>
+        </w:rPr>
+        <w:t xml:space="preserve">військової частини {В/Ч}</w:t>
+      </w:r>
+    </w:p>
+    <w:p>
+      <w:pPr>
+        <w:jc w:val="right"/>
+        <w:spacing w:after="0" w:before="0"/>
+      </w:pPr>
+      <w:r>
+        <w:rPr>
+          <w:sz w:val="24"/>
+          <w:szCs w:val="24"/>
+        </w:rPr>
+        <w:t xml:space="preserve">{ЗВАННЯ}        {Ім'я ПРІЗВИЩЕ}</w:t>
+      </w:r>
+    </w:p>
+    <w:p>
+      <w:pPr>
         <w:jc w:val="left"/>
         <w:spacing w:after="0" w:before="0"/>
       </w:pPr>
@@ -173,24 +212,6 @@
           <w:szCs w:val="24"/>
         </w:rPr>
         <w:t xml:space="preserve">{ДАТА}</w:t>
-      </w:r>
-    </w:p>
-    <w:p>
-      <w:pPr>
-        <w:spacing w:after="120"/>
-      </w:pPr>
-    </w:p>
-    <w:p>
-      <w:pPr>
-        <w:jc w:val="right"/>
-        <w:spacing w:after="0" w:before="0"/>
-      </w:pPr>
-      <w:r>
-        <w:rPr>
-          <w:sz w:val="24"/>
-          <w:szCs w:val="24"/>
-        </w:rPr>
-        <w:t xml:space="preserve">{ЗВАННЯ} ________________ {ПІБ}</w:t>
       </w:r>
     </w:p>
     <w:p>

--- a/client/public/templates/docx/raport-vlk.docx
+++ b/client/public/templates/docx/raport-vlk.docx
@@ -159,6 +159,78 @@
     </w:p>
     <w:p>
       <w:pPr>
+        <w:spacing w:after="120"/>
+      </w:pPr>
+    </w:p>
+    <w:p>
+      <w:pPr>
+        <w:jc w:val="left"/>
+        <w:spacing w:after="60" w:before="0"/>
+      </w:pPr>
+      <w:r>
+        <w:rPr>
+          <w:sz w:val="24"/>
+          <w:szCs w:val="24"/>
+          <w:b/>
+          <w:bCs/>
+        </w:rPr>
+        <w:t xml:space="preserve">Додатки:</w:t>
+      </w:r>
+    </w:p>
+    <w:p>
+      <w:pPr>
+        <w:jc w:val="left"/>
+        <w:spacing w:after="40" w:before="0"/>
+      </w:pPr>
+      <w:r>
+        <w:rPr>
+          <w:sz w:val="24"/>
+          <w:szCs w:val="24"/>
+        </w:rPr>
+        <w:t xml:space="preserve">1. Копія медичної книжки військовослужбовця</w:t>
+      </w:r>
+    </w:p>
+    <w:p>
+      <w:pPr>
+        <w:jc w:val="left"/>
+        <w:spacing w:after="40" w:before="0"/>
+      </w:pPr>
+      <w:r>
+        <w:rPr>
+          <w:sz w:val="24"/>
+          <w:szCs w:val="24"/>
+        </w:rPr>
+        <w:t xml:space="preserve">2. Медичні довідки, витяги з історії хвороби (за наявності)</w:t>
+      </w:r>
+    </w:p>
+    <w:p>
+      <w:pPr>
+        <w:jc w:val="left"/>
+        <w:spacing w:after="40" w:before="0"/>
+      </w:pPr>
+      <w:r>
+        <w:rPr>
+          <w:sz w:val="24"/>
+          <w:szCs w:val="24"/>
+        </w:rPr>
+        <w:t xml:space="preserve">3. Направлення від лікаря (за наявності)</w:t>
+      </w:r>
+    </w:p>
+    <w:p>
+      <w:pPr>
+        <w:jc w:val="left"/>
+        <w:spacing w:after="40" w:before="0"/>
+      </w:pPr>
+      <w:r>
+        <w:rPr>
+          <w:sz w:val="24"/>
+          <w:szCs w:val="24"/>
+        </w:rPr>
+        <w:t xml:space="preserve">4. Копія попереднього висновку ВЛК (за наявності)</w:t>
+      </w:r>
+    </w:p>
+    <w:p>
+      <w:pPr>
         <w:spacing w:after="240"/>
       </w:pPr>
     </w:p>
@@ -212,6 +284,104 @@
           <w:szCs w:val="24"/>
         </w:rPr>
         <w:t xml:space="preserve">{ДАТА}</w:t>
+      </w:r>
+    </w:p>
+    <w:p>
+      <w:pPr>
+        <w:spacing w:after="400"/>
+      </w:pPr>
+    </w:p>
+    <w:p>
+      <w:pPr>
+        <w:jc w:val="left"/>
+        <w:spacing w:after="120" w:before="0"/>
+      </w:pPr>
+      <w:r>
+        <w:rPr>
+          <w:sz w:val="24"/>
+          <w:szCs w:val="24"/>
+          <w:b/>
+          <w:bCs/>
+        </w:rPr>
+        <w:t xml:space="preserve">Командиру військової частини {В/Ч}</w:t>
+      </w:r>
+    </w:p>
+    <w:p>
+      <w:pPr>
+        <w:jc w:val="left"/>
+        <w:spacing w:after="200" w:before="0"/>
+      </w:pPr>
+      <w:r>
+        <w:rPr>
+          <w:sz w:val="24"/>
+          <w:szCs w:val="24"/>
+        </w:rPr>
+        <w:t xml:space="preserve">Клопочу по суті рапорту {ЗВАННЯ} {ПІБ}.</w:t>
+      </w:r>
+    </w:p>
+    <w:p>
+      <w:pPr>
+        <w:jc w:val="right"/>
+        <w:spacing w:after="0" w:before="0"/>
+      </w:pPr>
+      <w:r>
+        <w:rPr>
+          <w:sz w:val="24"/>
+          <w:szCs w:val="24"/>
+        </w:rPr>
+        <w:t xml:space="preserve">{ПОСАДА_БЕЗПОСЕРЕДНЬОГО_КОМАНДИРА}</w:t>
+      </w:r>
+    </w:p>
+    <w:p>
+      <w:pPr>
+        <w:jc w:val="right"/>
+        <w:spacing w:after="0" w:before="0"/>
+      </w:pPr>
+      <w:r>
+        <w:rPr>
+          <w:sz w:val="24"/>
+          <w:szCs w:val="24"/>
+        </w:rPr>
+        <w:t xml:space="preserve">військової частини {В/Ч}</w:t>
+      </w:r>
+    </w:p>
+    <w:p>
+      <w:pPr>
+        <w:jc w:val="right"/>
+        <w:spacing w:after="0" w:before="0"/>
+      </w:pPr>
+      <w:r>
+        <w:rPr>
+          <w:sz w:val="24"/>
+          <w:szCs w:val="24"/>
+        </w:rPr>
+        <w:t xml:space="preserve">{ЗВАННЯ_БЕЗПОСЕРЕДНЬОГО_КОМАНДИРА}        {Ім'я ПРІЗВИЩЕ_БЕЗПОСЕРЕДНЬОГО_КОМАНДИРА}</w:t>
+      </w:r>
+    </w:p>
+    <w:p>
+      <w:pPr>
+        <w:jc w:val="right"/>
+        <w:spacing w:after="0" w:before="0"/>
+      </w:pPr>
+      <w:r>
+        <w:rPr>
+          <w:sz w:val="24"/>
+          <w:szCs w:val="24"/>
+        </w:rPr>
+        <w:t xml:space="preserve">___.___.20__</w:t>
+      </w:r>
+    </w:p>
+    <w:p>
+      <w:pPr>
+        <w:jc w:val="left"/>
+        <w:spacing w:after="0" w:before="0"/>
+      </w:pPr>
+      <w:r>
+        <w:rPr>
+          <w:sz w:val="24"/>
+          <w:szCs w:val="24"/>
+        </w:rPr>
+        <w:t xml:space="preserve">___.___.20__</w:t>
       </w:r>
     </w:p>
     <w:p>

--- a/client/public/templates/docx/raport-vlk.docx
+++ b/client/public/templates/docx/raport-vlk.docx
@@ -356,19 +356,6 @@
           <w:szCs w:val="24"/>
         </w:rPr>
         <w:t xml:space="preserve">{ЗВАННЯ_БЕЗПОСЕРЕДНЬОГО_КОМАНДИРА}        {Ім'я ПРІЗВИЩЕ_БЕЗПОСЕРЕДНЬОГО_КОМАНДИРА}</w:t>
-      </w:r>
-    </w:p>
-    <w:p>
-      <w:pPr>
-        <w:jc w:val="right"/>
-        <w:spacing w:after="0" w:before="0"/>
-      </w:pPr>
-      <w:r>
-        <w:rPr>
-          <w:sz w:val="24"/>
-          <w:szCs w:val="24"/>
-        </w:rPr>
-        <w:t xml:space="preserve">___.___.20__</w:t>
       </w:r>
     </w:p>
     <w:p>

--- a/client/public/templates/docx/raport-vlk.docx
+++ b/client/public/templates/docx/raport-vlk.docx
@@ -728,6 +728,320 @@
           <w:szCs w:val="22"/>
         </w:rPr>
         <w:t xml:space="preserve">Ні, ВЛК проводиться також для визначення потреби у лікуванні, встановлення причинного зв'язку захворювання зі службою тощо (п. 1.4 Положення про ВЛК).</w:t>
+      </w:r>
+    </w:p>
+    <w:p>
+      <w:pPr>
+        <w:jc w:val="center"/>
+        <w:spacing w:after="300" w:before="0"/>
+        <w:pageBreakBefore/>
+      </w:pPr>
+      <w:r>
+        <w:rPr>
+          <w:sz w:val="26"/>
+          <w:szCs w:val="26"/>
+          <w:b/>
+          <w:bCs/>
+          <w:color w:val="808080"/>
+        </w:rPr>
+        <w:t xml:space="preserve">ПРИКЛАД ЗАПОВНЕННЯ (вигадані дані — не подавати!)</w:t>
+      </w:r>
+    </w:p>
+    <w:p>
+      <w:pPr>
+        <w:jc w:val="right"/>
+        <w:spacing w:after="0" w:before="0"/>
+      </w:pPr>
+      <w:r>
+        <w:rPr>
+          <w:sz w:val="24"/>
+          <w:szCs w:val="24"/>
+        </w:rPr>
+        <w:t xml:space="preserve">Командир військової частини А2345</w:t>
+      </w:r>
+    </w:p>
+    <w:p>
+      <w:pPr>
+        <w:jc w:val="right"/>
+        <w:spacing w:after="0" w:before="0"/>
+      </w:pPr>
+      <w:r>
+        <w:rPr>
+          <w:sz w:val="24"/>
+          <w:szCs w:val="24"/>
+        </w:rPr>
+        <w:t xml:space="preserve">полковник</w:t>
+      </w:r>
+    </w:p>
+    <w:p>
+      <w:pPr>
+        <w:jc w:val="right"/>
+        <w:spacing w:after="0" w:before="0"/>
+      </w:pPr>
+      <w:r>
+        <w:rPr>
+          <w:sz w:val="24"/>
+          <w:szCs w:val="24"/>
+        </w:rPr>
+        <w:t xml:space="preserve">КРАВЧЕНКО Ігор Степанович</w:t>
+      </w:r>
+    </w:p>
+    <w:p>
+      <w:pPr>
+        <w:spacing w:after="120"/>
+      </w:pPr>
+    </w:p>
+    <w:p>
+      <w:pPr>
+        <w:jc w:val="right"/>
+        <w:spacing w:after="0" w:before="0"/>
+      </w:pPr>
+      <w:r>
+        <w:rPr>
+          <w:sz w:val="24"/>
+          <w:szCs w:val="24"/>
+        </w:rPr>
+        <w:t xml:space="preserve">кулеметник 3 механізованого відділення</w:t>
+      </w:r>
+    </w:p>
+    <w:p>
+      <w:pPr>
+        <w:jc w:val="right"/>
+        <w:spacing w:after="0" w:before="0"/>
+      </w:pPr>
+      <w:r>
+        <w:rPr>
+          <w:sz w:val="24"/>
+          <w:szCs w:val="24"/>
+        </w:rPr>
+        <w:t xml:space="preserve">старший солдат ГОНЧАРЕНКО Максим Вікторович</w:t>
+      </w:r>
+    </w:p>
+    <w:p>
+      <w:pPr>
+        <w:jc w:val="right"/>
+        <w:spacing w:after="0" w:before="0"/>
+      </w:pPr>
+      <w:r>
+        <w:rPr>
+          <w:sz w:val="24"/>
+          <w:szCs w:val="24"/>
+        </w:rPr>
+        <w:t xml:space="preserve">1 механізована рота, в/ч А2345</w:t>
+      </w:r>
+    </w:p>
+    <w:p>
+      <w:pPr>
+        <w:spacing w:after="240"/>
+      </w:pPr>
+    </w:p>
+    <w:p>
+      <w:pPr>
+        <w:jc w:val="center"/>
+        <w:spacing w:after="200" w:before="0"/>
+      </w:pPr>
+      <w:r>
+        <w:rPr>
+          <w:sz w:val="28"/>
+          <w:szCs w:val="28"/>
+          <w:b/>
+          <w:bCs/>
+        </w:rPr>
+        <w:t xml:space="preserve">РАПОРТ</w:t>
+      </w:r>
+    </w:p>
+    <w:p>
+      <w:pPr>
+        <w:jc w:val="left"/>
+        <w:spacing w:after="120" w:before="0"/>
+      </w:pPr>
+      <w:r>
+        <w:rPr>
+          <w:sz w:val="24"/>
+          <w:szCs w:val="24"/>
+        </w:rPr>
+        <w:t xml:space="preserve">Прошу направити мене на військово-лікарську комісію (ВЛК) для визначення ступеня придатності до військової служби у зв'язку з пораненням, отриманим під час виконання бойового завдання.</w:t>
+      </w:r>
+    </w:p>
+    <w:p>
+      <w:pPr>
+        <w:jc w:val="left"/>
+        <w:spacing w:after="120" w:before="0"/>
+      </w:pPr>
+      <w:r>
+        <w:rPr>
+          <w:sz w:val="24"/>
+          <w:szCs w:val="24"/>
+        </w:rPr>
+        <w:t xml:space="preserve">Відповідно до пункту 1.4 Положення про військово-лікарську експертизу в Збройних Силах України, військово-лікарська експертиза проводиться з метою визначення придатності за станом здоров'я до військової служби.</w:t>
+      </w:r>
+    </w:p>
+    <w:p>
+      <w:pPr>
+        <w:jc w:val="left"/>
+        <w:spacing w:after="120" w:before="0"/>
+      </w:pPr>
+      <w:r>
+        <w:rPr>
+          <w:sz w:val="24"/>
+          <w:szCs w:val="24"/>
+        </w:rPr>
+        <w:t xml:space="preserve">15 січня 2026 року під час виконання бойового завдання в районі н.п. Часів Яр я отримав осколкове поранення правої ноги. Проходив лікування у військовому госпіталі м. Дніпро з 16.01.2026 по 28.02.2026 (виписка з історії хвороби №1234).</w:t>
+      </w:r>
+    </w:p>
+    <w:p>
+      <w:pPr>
+        <w:jc w:val="left"/>
+        <w:spacing w:after="120" w:before="0"/>
+      </w:pPr>
+      <w:r>
+        <w:rPr>
+          <w:sz w:val="24"/>
+          <w:szCs w:val="24"/>
+        </w:rPr>
+        <w:t xml:space="preserve">Згідно з пунктом 2.3 зазначеного Положення, направлення на ВЛК здійснюється командиром військової частини за зверненням військовослужбовця або за рекомендацією лікаря.</w:t>
+      </w:r>
+    </w:p>
+    <w:p>
+      <w:pPr>
+        <w:jc w:val="left"/>
+        <w:spacing w:after="120" w:before="0"/>
+      </w:pPr>
+      <w:r>
+        <w:rPr>
+          <w:sz w:val="24"/>
+          <w:szCs w:val="24"/>
+        </w:rPr>
+        <w:t xml:space="preserve">Прошу організувати направлення на ВЛК та повідомити мене про дату та місце проведення огляду.</w:t>
+      </w:r>
+    </w:p>
+    <w:p>
+      <w:pPr>
+        <w:spacing w:after="120"/>
+      </w:pPr>
+    </w:p>
+    <w:p>
+      <w:pPr>
+        <w:jc w:val="left"/>
+        <w:spacing w:after="60" w:before="0"/>
+      </w:pPr>
+      <w:r>
+        <w:rPr>
+          <w:sz w:val="24"/>
+          <w:szCs w:val="24"/>
+          <w:b/>
+          <w:bCs/>
+        </w:rPr>
+        <w:t xml:space="preserve">Додатки:</w:t>
+      </w:r>
+    </w:p>
+    <w:p>
+      <w:pPr>
+        <w:jc w:val="left"/>
+        <w:spacing w:after="40" w:before="0"/>
+      </w:pPr>
+      <w:r>
+        <w:rPr>
+          <w:sz w:val="24"/>
+          <w:szCs w:val="24"/>
+        </w:rPr>
+        <w:t xml:space="preserve">1. Копія медичної книжки військовослужбовця</w:t>
+      </w:r>
+    </w:p>
+    <w:p>
+      <w:pPr>
+        <w:jc w:val="left"/>
+        <w:spacing w:after="40" w:before="0"/>
+      </w:pPr>
+      <w:r>
+        <w:rPr>
+          <w:sz w:val="24"/>
+          <w:szCs w:val="24"/>
+        </w:rPr>
+        <w:t xml:space="preserve">2. Виписка з історії хвороби №1234 від 28.02.2026 (військовий госпіталь м. Дніпро)</w:t>
+      </w:r>
+    </w:p>
+    <w:p>
+      <w:pPr>
+        <w:jc w:val="left"/>
+        <w:spacing w:after="40" w:before="0"/>
+      </w:pPr>
+      <w:r>
+        <w:rPr>
+          <w:sz w:val="24"/>
+          <w:szCs w:val="24"/>
+        </w:rPr>
+        <w:t xml:space="preserve">3. Направлення від лікаря-травматолога від 01.03.2026</w:t>
+      </w:r>
+    </w:p>
+    <w:p>
+      <w:pPr>
+        <w:jc w:val="left"/>
+        <w:spacing w:after="40" w:before="0"/>
+      </w:pPr>
+      <w:r>
+        <w:rPr>
+          <w:sz w:val="24"/>
+          <w:szCs w:val="24"/>
+        </w:rPr>
+        <w:t xml:space="preserve">4. Рентгенівські знімки правої ноги від 25.02.2026</w:t>
+      </w:r>
+    </w:p>
+    <w:p>
+      <w:pPr>
+        <w:spacing w:after="240"/>
+      </w:pPr>
+    </w:p>
+    <w:p>
+      <w:pPr>
+        <w:jc w:val="right"/>
+        <w:spacing w:after="0" w:before="0"/>
+      </w:pPr>
+      <w:r>
+        <w:rPr>
+          <w:sz w:val="24"/>
+          <w:szCs w:val="24"/>
+        </w:rPr>
+        <w:t xml:space="preserve">кулеметник 3 механізованого відділення</w:t>
+      </w:r>
+    </w:p>
+    <w:p>
+      <w:pPr>
+        <w:jc w:val="right"/>
+        <w:spacing w:after="0" w:before="0"/>
+      </w:pPr>
+      <w:r>
+        <w:rPr>
+          <w:sz w:val="24"/>
+          <w:szCs w:val="24"/>
+        </w:rPr>
+        <w:t xml:space="preserve">1 механізована рота, в/ч А2345</w:t>
+      </w:r>
+    </w:p>
+    <w:p>
+      <w:pPr>
+        <w:jc w:val="right"/>
+        <w:spacing w:after="0" w:before="0"/>
+      </w:pPr>
+      <w:r>
+        <w:rPr>
+          <w:sz w:val="24"/>
+          <w:szCs w:val="24"/>
+        </w:rPr>
+        <w:t xml:space="preserve">старший солдат        ГОНЧАРЕНКО Максим Вікторович</w:t>
+      </w:r>
+    </w:p>
+    <w:p>
+      <w:pPr>
+        <w:jc w:val="left"/>
+        <w:spacing w:after="0" w:before="0"/>
+      </w:pPr>
+      <w:r>
+        <w:rPr>
+          <w:sz w:val="24"/>
+          <w:szCs w:val="24"/>
+        </w:rPr>
+        <w:t xml:space="preserve">01 квітня 2026 р.</w:t>
       </w:r>
     </w:p>
     <w:sectPr>
